--- a/01-6个主号内容创作/引流小号_发布文案/引流小号_第43-49篇.docx
+++ b/01-6个主号内容创作/引流小号_发布文案/引流小号_第43-49篇.docx
@@ -3,437 +3,573 @@
 <w:document xmlns:wpc="http://schemas.microsoft.com/office/word/2010/wordprocessingCanvas" xmlns:mo="http://schemas.microsoft.com/office/mac/office/2008/main" xmlns:mc="http://schemas.openxmlformats.org/markup-compatibility/2006" xmlns:mv="urn:schemas-microsoft-com:mac:vml" xmlns:o="urn:schemas-microsoft-com:office:office" xmlns:r="http://schemas.openxmlformats.org/officeDocument/2006/relationships" xmlns:m="http://schemas.openxmlformats.org/officeDocument/2006/math" xmlns:v="urn:schemas-microsoft-com:vml" xmlns:wp14="http://schemas.microsoft.com/office/word/2010/wordprocessingDrawing" xmlns:wp="http://schemas.openxmlformats.org/drawingml/2006/wordprocessingDrawing" xmlns:w10="urn:schemas-microsoft-com:office:word" xmlns:w="http://schemas.openxmlformats.org/wordprocessingml/2006/main" xmlns:w14="http://schemas.microsoft.com/office/word/2010/wordml" xmlns:wpg="http://schemas.microsoft.com/office/word/2010/wordprocessingGroup" xmlns:wpi="http://schemas.microsoft.com/office/word/2010/wordprocessingInk" xmlns:wne="http://schemas.microsoft.com/office/word/2006/wordml" xmlns:wps="http://schemas.microsoft.com/office/word/2010/wordprocessingShape" mc:Ignorable="w14 wp14">
   <w:body>
     <w:p>
-      <w:pPr>
-        <w:pStyle w:val="Title"/>
-      </w:pPr>
       <w:r>
-        <w:t>引流小号文案 第43-49篇</w:t>
+        <w:rPr>
+          <w:b/>
+          <w:sz w:val="28"/>
+        </w:rPr>
+        <w:t>第43篇</w:t>
       </w:r>
     </w:p>
     <w:p>
-      <w:pPr>
-        <w:pStyle w:val="Heading1"/>
-      </w:pPr>
       <w:r>
-        <w:t>43. 账号：14芳芳财会|沈小辉</w:t>
+        <w:rPr>
+          <w:sz w:val="24"/>
+        </w:rPr>
+        <w:t>有个知识点🔁</w:t>
+      </w:r>
+    </w:p>
+    <w:p>
+      <w:r>
+        <w:rPr>
+          <w:sz w:val="24"/>
+        </w:rPr>
+        <w:t>我看第一遍：好像懂了</w:t>
+      </w:r>
+    </w:p>
+    <w:p>
+      <w:r>
+        <w:rPr>
+          <w:sz w:val="24"/>
+        </w:rPr>
+        <w:t>第二遍：哦没懂</w:t>
+      </w:r>
+    </w:p>
+    <w:p>
+      <w:r>
+        <w:rPr>
+          <w:sz w:val="24"/>
+        </w:rPr>
+        <w:t>第五遍：好像还是没懂😶</w:t>
+      </w:r>
+    </w:p>
+    <w:p>
+      <w:r>
+        <w:rPr>
+          <w:sz w:val="24"/>
+        </w:rPr>
+      </w:r>
+    </w:p>
+    <w:p>
+      <w:r>
+        <w:rPr>
+          <w:sz w:val="24"/>
+        </w:rPr>
+        <w:t>后来换了诗雨漫画笔记</w:t>
+      </w:r>
+    </w:p>
+    <w:p>
+      <w:r>
+        <w:rPr>
+          <w:sz w:val="24"/>
+        </w:rPr>
+        <w:t>画出来的框架一眼就清楚了</w:t>
+      </w:r>
+    </w:p>
+    <w:p>
+      <w:r>
+        <w:rPr>
+          <w:sz w:val="24"/>
+        </w:rPr>
+        <w:t>#会计 #中级会计 #中级会计备考 #注会cpa #财会 #备考方法 #备考日记 #诗雨会计</w:t>
+      </w:r>
+    </w:p>
+    <w:p>
+      <w:r>
+        <w:br w:type="page"/>
       </w:r>
     </w:p>
     <w:p>
       <w:r>
         <w:rPr>
           <w:b/>
+          <w:sz w:val="28"/>
         </w:rPr>
-        <w:t>标题：</w:t>
-      </w:r>
-      <w:r>
-        <w:t>同一个知识点反复看了五遍还是没懂</w:t>
-      </w:r>
-    </w:p>
-    <w:p/>
-    <w:p>
-      <w:r>
-        <w:t>正文：</w:t>
+        <w:t>第44篇</w:t>
       </w:r>
     </w:p>
     <w:p>
       <w:r>
-        <w:t>有个知识点🔁</w:t>
-        <w:br/>
-        <w:t>我看第一遍：好像懂了</w:t>
-        <w:br/>
-        <w:t>第二遍：哦没懂</w:t>
-        <w:br/>
-        <w:t>第五遍：好像还是没懂😶</w:t>
-        <w:br/>
-        <w:br/>
-        <w:t>后来换了诗雨漫画笔记</w:t>
-        <w:br/>
-        <w:t>画出来的框架一眼就清楚了</w:t>
-      </w:r>
-    </w:p>
-    <w:p/>
-    <w:p>
-      <w:r>
-        <w:t>话题：</w:t>
-      </w:r>
-      <w:r>
-        <w:t>#会计 #中级会计 #中级会计备考 #注会cpa #财会 #备考方法 #备考日记 #诗雨会计</w:t>
+        <w:rPr>
+          <w:sz w:val="24"/>
+        </w:rPr>
+        <w:t>用了三个月刷完整本教材📖</w:t>
       </w:r>
     </w:p>
     <w:p>
       <w:r>
-        <w:t>账号：14芳芳财会|沈小辉</w:t>
+        <w:rPr>
+          <w:sz w:val="24"/>
+        </w:rPr>
+        <w:t>信心满满去做模拟题</w:t>
       </w:r>
     </w:p>
     <w:p>
       <w:r>
-        <w:t>——————————————————————————————</w:t>
+        <w:rPr>
+          <w:sz w:val="24"/>
+        </w:rPr>
       </w:r>
     </w:p>
     <w:p>
-      <w:pPr>
-        <w:pStyle w:val="Heading1"/>
-      </w:pPr>
       <w:r>
-        <w:t>44. 账号：14芳芳财会|孙青5263</w:t>
+        <w:rPr>
+          <w:sz w:val="24"/>
+        </w:rPr>
+        <w:t>第一套：不认识😶</w:t>
+      </w:r>
+    </w:p>
+    <w:p>
+      <w:r>
+        <w:rPr>
+          <w:sz w:val="24"/>
+        </w:rPr>
+        <w:t>第二套：还是不认识</w:t>
+      </w:r>
+    </w:p>
+    <w:p>
+      <w:r>
+        <w:rPr>
+          <w:sz w:val="24"/>
+        </w:rPr>
+      </w:r>
+    </w:p>
+    <w:p>
+      <w:r>
+        <w:rPr>
+          <w:sz w:val="24"/>
+        </w:rPr>
+        <w:t>诗雨漫画笔记是按考点编的</w:t>
+      </w:r>
+    </w:p>
+    <w:p>
+      <w:r>
+        <w:rPr>
+          <w:sz w:val="24"/>
+        </w:rPr>
+        <w:t>刷完才知道方向对了</w:t>
+      </w:r>
+    </w:p>
+    <w:p>
+      <w:r>
+        <w:rPr>
+          <w:sz w:val="24"/>
+        </w:rPr>
+        <w:t>#会计 #中级会计 #中级会计备考 #注会cpa #财会 #刷题 #备考方法 #诗雨会计</w:t>
+      </w:r>
+    </w:p>
+    <w:p>
+      <w:r>
+        <w:br w:type="page"/>
       </w:r>
     </w:p>
     <w:p>
       <w:r>
         <w:rPr>
           <w:b/>
+          <w:sz w:val="28"/>
         </w:rPr>
-        <w:t>标题：</w:t>
-      </w:r>
-      <w:r>
-        <w:t>把教材刷完一遍上模拟题全是生面孔</w:t>
-      </w:r>
-    </w:p>
-    <w:p/>
-    <w:p>
-      <w:r>
-        <w:t>正文：</w:t>
+        <w:t>第45篇</w:t>
       </w:r>
     </w:p>
     <w:p>
       <w:r>
-        <w:t>用了三个月刷完整本教材📖</w:t>
-        <w:br/>
-        <w:t>信心满满去做模拟题</w:t>
-        <w:br/>
-        <w:br/>
-        <w:t>第一套：不认识😶</w:t>
-        <w:br/>
-        <w:t>第二套：还是不认识</w:t>
-        <w:br/>
-        <w:br/>
-        <w:t>诗雨漫画笔记是按考点编的</w:t>
-        <w:br/>
-        <w:t>刷完才知道方向对了</w:t>
-      </w:r>
-    </w:p>
-    <w:p/>
-    <w:p>
-      <w:r>
-        <w:t>话题：</w:t>
-      </w:r>
-      <w:r>
-        <w:t>#会计 #中级会计 #中级会计备考 #注会cpa #财会 #刷题 #备考方法 #诗雨会计</w:t>
+        <w:rPr>
+          <w:sz w:val="24"/>
+        </w:rPr>
+        <w:t>备考第一步：买资料💸</w:t>
       </w:r>
     </w:p>
     <w:p>
       <w:r>
-        <w:t>账号：14芳芳财会|孙青5263</w:t>
+        <w:rPr>
+          <w:sz w:val="24"/>
+        </w:rPr>
+        <w:t>第一套：入门太难</w:t>
       </w:r>
     </w:p>
     <w:p>
       <w:r>
-        <w:t>——————————————————————————————</w:t>
+        <w:rPr>
+          <w:sz w:val="24"/>
+        </w:rPr>
+        <w:t>第二套：太厚了放弃</w:t>
       </w:r>
     </w:p>
     <w:p>
-      <w:pPr>
-        <w:pStyle w:val="Heading1"/>
-      </w:pPr>
       <w:r>
-        <w:t>45. 账号：14芳芳财会|橙子学会计</w:t>
+        <w:rPr>
+          <w:sz w:val="24"/>
+        </w:rPr>
+        <w:t>第三套：包装都没拆过😶</w:t>
+      </w:r>
+    </w:p>
+    <w:p>
+      <w:r>
+        <w:rPr>
+          <w:sz w:val="24"/>
+        </w:rPr>
+      </w:r>
+    </w:p>
+    <w:p>
+      <w:r>
+        <w:rPr>
+          <w:sz w:val="24"/>
+        </w:rPr>
+        <w:t>最后用了诗雨漫画笔记</w:t>
+      </w:r>
+    </w:p>
+    <w:p>
+      <w:r>
+        <w:rPr>
+          <w:sz w:val="24"/>
+        </w:rPr>
+        <w:t>图多字少，拆开就能翻</w:t>
+      </w:r>
+    </w:p>
+    <w:p>
+      <w:r>
+        <w:rPr>
+          <w:sz w:val="24"/>
+        </w:rPr>
+        <w:t>#会计 #中级会计 #中级会计备考 #注会cpa #财会 #备考焦虑 #备考日记 #诗雨会计</w:t>
+      </w:r>
+    </w:p>
+    <w:p>
+      <w:r>
+        <w:br w:type="page"/>
       </w:r>
     </w:p>
     <w:p>
       <w:r>
         <w:rPr>
           <w:b/>
+          <w:sz w:val="28"/>
         </w:rPr>
-        <w:t>标题：</w:t>
-      </w:r>
-      <w:r>
-        <w:t>买了三套备考资料结果一套都没用完</w:t>
-      </w:r>
-    </w:p>
-    <w:p/>
-    <w:p>
-      <w:r>
-        <w:t>正文：</w:t>
+        <w:t>第46篇</w:t>
       </w:r>
     </w:p>
     <w:p>
       <w:r>
-        <w:t>备考第一步：买资料💸</w:t>
-        <w:br/>
-        <w:t>第一套：入门太难</w:t>
-        <w:br/>
-        <w:t>第二套：太厚了放弃</w:t>
-        <w:br/>
-        <w:t>第三套：包装都没拆过😶</w:t>
-        <w:br/>
-        <w:br/>
-        <w:t>最后用了诗雨漫画笔记</w:t>
-        <w:br/>
-        <w:t>图多字少，拆开就能翻</w:t>
-      </w:r>
-    </w:p>
-    <w:p/>
-    <w:p>
-      <w:r>
-        <w:t>话题：</w:t>
-      </w:r>
-      <w:r>
-        <w:t>#会计 #中级会计 #中级会计备考 #注会cpa #财会 #备考焦虑 #备考日记 #诗雨会计</w:t>
+        <w:rPr>
+          <w:sz w:val="24"/>
+        </w:rPr>
+        <w:t>喜欢开1.5倍速看视频课⏩</w:t>
       </w:r>
     </w:p>
     <w:p>
       <w:r>
-        <w:t>账号：14芳芳财会|橙子学会计</w:t>
+        <w:rPr>
+          <w:sz w:val="24"/>
+        </w:rPr>
+        <w:t>感觉一小时学了一个半小时</w:t>
       </w:r>
     </w:p>
     <w:p>
       <w:r>
-        <w:t>——————————————————————————————</w:t>
+        <w:rPr>
+          <w:sz w:val="24"/>
+        </w:rPr>
       </w:r>
     </w:p>
     <w:p>
-      <w:pPr>
-        <w:pStyle w:val="Heading1"/>
-      </w:pPr>
       <w:r>
-        <w:t>46. 账号：14芳芳财会|新老婆</w:t>
+        <w:rPr>
+          <w:sz w:val="24"/>
+        </w:rPr>
+        <w:t>直到做题才发现</w:t>
+      </w:r>
+    </w:p>
+    <w:p>
+      <w:r>
+        <w:rPr>
+          <w:sz w:val="24"/>
+        </w:rPr>
+        <w:t>听完等于没听😶</w:t>
+      </w:r>
+    </w:p>
+    <w:p>
+      <w:r>
+        <w:rPr>
+          <w:sz w:val="24"/>
+        </w:rPr>
+      </w:r>
+    </w:p>
+    <w:p>
+      <w:r>
+        <w:rPr>
+          <w:sz w:val="24"/>
+        </w:rPr>
+        <w:t>换了诗雨漫画笔记对着图自己讲</w:t>
+      </w:r>
+    </w:p>
+    <w:p>
+      <w:r>
+        <w:rPr>
+          <w:sz w:val="24"/>
+        </w:rPr>
+        <w:t>讲得出来才算真的记住了</w:t>
+      </w:r>
+    </w:p>
+    <w:p>
+      <w:r>
+        <w:rPr>
+          <w:sz w:val="24"/>
+        </w:rPr>
+        <w:t>#会计 #中级会计 #中级会计备考 #注会cpa #财会 #备考方法 #备考焦虑 #诗雨会计</w:t>
+      </w:r>
+    </w:p>
+    <w:p>
+      <w:r>
+        <w:br w:type="page"/>
       </w:r>
     </w:p>
     <w:p>
       <w:r>
         <w:rPr>
           <w:b/>
+          <w:sz w:val="28"/>
         </w:rPr>
-        <w:t>标题：</w:t>
-      </w:r>
-      <w:r>
-        <w:t>开1.5倍速刷完全程其实啥都没记住</w:t>
-      </w:r>
-    </w:p>
-    <w:p/>
-    <w:p>
-      <w:r>
-        <w:t>正文：</w:t>
+        <w:t>第47篇</w:t>
       </w:r>
     </w:p>
     <w:p>
       <w:r>
-        <w:t>喜欢开1.5倍速看视频课⏩</w:t>
-        <w:br/>
-        <w:t>感觉一小时学了一个半小时</w:t>
-        <w:br/>
-        <w:br/>
-        <w:t>直到做题才发现</w:t>
-        <w:br/>
-        <w:t>听完等于没听😶</w:t>
-        <w:br/>
-        <w:br/>
-        <w:t>换了诗雨漫画笔记对着图自己讲</w:t>
-        <w:br/>
-        <w:t>讲得出来才算真的记住了</w:t>
-      </w:r>
-    </w:p>
-    <w:p/>
-    <w:p>
-      <w:r>
-        <w:t>话题：</w:t>
-      </w:r>
-      <w:r>
-        <w:t>#会计 #中级会计 #中级会计备考 #注会cpa #财会 #备考方法 #备考焦虑 #诗雨会计</w:t>
+        <w:rPr>
+          <w:sz w:val="24"/>
+        </w:rPr>
+        <w:t>有道题标注了重点复习🔁</w:t>
       </w:r>
     </w:p>
     <w:p>
       <w:r>
-        <w:t>账号：14芳芳财会|新老婆</w:t>
+        <w:rPr>
+          <w:sz w:val="24"/>
+        </w:rPr>
+        <w:t>第二次做：还是错</w:t>
       </w:r>
     </w:p>
     <w:p>
       <w:r>
-        <w:t>——————————————————————————————</w:t>
+        <w:rPr>
+          <w:sz w:val="24"/>
+        </w:rPr>
+        <w:t>第三次：依然错😮‍💨</w:t>
       </w:r>
     </w:p>
     <w:p>
-      <w:pPr>
-        <w:pStyle w:val="Heading1"/>
-      </w:pPr>
       <w:r>
-        <w:t>47. 账号：14芳芳财会|孙玲小红书</w:t>
+        <w:rPr>
+          <w:sz w:val="24"/>
+        </w:rPr>
+      </w:r>
+    </w:p>
+    <w:p>
+      <w:r>
+        <w:rPr>
+          <w:sz w:val="24"/>
+        </w:rPr>
+        <w:t>后来才明白</w:t>
+      </w:r>
+    </w:p>
+    <w:p>
+      <w:r>
+        <w:rPr>
+          <w:sz w:val="24"/>
+        </w:rPr>
+        <w:t>这个知识点根本没理解透</w:t>
+      </w:r>
+    </w:p>
+    <w:p>
+      <w:r>
+        <w:rPr>
+          <w:sz w:val="24"/>
+        </w:rPr>
+      </w:r>
+    </w:p>
+    <w:p>
+      <w:r>
+        <w:rPr>
+          <w:sz w:val="24"/>
+        </w:rPr>
+        <w:t>诗雨漫画笔记画了逻辑图</w:t>
+      </w:r>
+    </w:p>
+    <w:p>
+      <w:r>
+        <w:rPr>
+          <w:sz w:val="24"/>
+        </w:rPr>
+        <w:t>搞懂了才没再错</w:t>
+      </w:r>
+    </w:p>
+    <w:p>
+      <w:r>
+        <w:rPr>
+          <w:sz w:val="24"/>
+        </w:rPr>
+        <w:t>#会计 #中级会计 #中级会计备考 #注会cpa #财会 #刷题 #备考方法 #诗雨会计</w:t>
+      </w:r>
+    </w:p>
+    <w:p>
+      <w:r>
+        <w:br w:type="page"/>
       </w:r>
     </w:p>
     <w:p>
       <w:r>
         <w:rPr>
           <w:b/>
+          <w:sz w:val="28"/>
         </w:rPr>
-        <w:t>标题：</w:t>
-      </w:r>
-      <w:r>
-        <w:t>同一道错题刷了三遍还是照样做错</w:t>
-      </w:r>
-    </w:p>
-    <w:p/>
-    <w:p>
-      <w:r>
-        <w:t>正文：</w:t>
+        <w:t>第48篇</w:t>
       </w:r>
     </w:p>
     <w:p>
       <w:r>
-        <w:t>有道题标注了重点复习🔁</w:t>
-        <w:br/>
-        <w:t>第二次做：还是错</w:t>
-        <w:br/>
-        <w:t>第三次：依然错😮‍💨</w:t>
-        <w:br/>
-        <w:br/>
-        <w:t>后来才明白</w:t>
-        <w:br/>
-        <w:t>这个知识点根本没理解透</w:t>
-        <w:br/>
-        <w:br/>
-        <w:t>诗雨漫画笔记画了逻辑图</w:t>
-        <w:br/>
-        <w:t>搞懂了才没再错</w:t>
-      </w:r>
-    </w:p>
-    <w:p/>
-    <w:p>
-      <w:r>
-        <w:t>话题：</w:t>
-      </w:r>
-      <w:r>
-        <w:t>#会计 #中级会计 #中级会计备考 #注会cpa #财会 #刷题 #备考方法 #诗雨会计</w:t>
+        <w:rPr>
+          <w:sz w:val="24"/>
+        </w:rPr>
+        <w:t>有时候学着学着会发呆😶</w:t>
       </w:r>
     </w:p>
     <w:p>
       <w:r>
-        <w:t>账号：14芳芳财会|孙玲小红书</w:t>
+        <w:rPr>
+          <w:sz w:val="24"/>
+        </w:rPr>
+        <w:t>脑子突然空了</w:t>
       </w:r>
     </w:p>
     <w:p>
       <w:r>
-        <w:t>——————————————————————————————</w:t>
+        <w:rPr>
+          <w:sz w:val="24"/>
+        </w:rPr>
+        <w:t>不知道自己在干嘛</w:t>
       </w:r>
     </w:p>
     <w:p>
-      <w:pPr>
-        <w:pStyle w:val="Heading1"/>
-      </w:pPr>
       <w:r>
-        <w:t>48. 账号：14芳芳财会|爹爹</w:t>
+        <w:rPr>
+          <w:sz w:val="24"/>
+        </w:rPr>
+      </w:r>
+    </w:p>
+    <w:p>
+      <w:r>
+        <w:rPr>
+          <w:sz w:val="24"/>
+        </w:rPr>
+        <w:t>后来拿诗雨漫画笔记翻了整体框架</w:t>
+      </w:r>
+    </w:p>
+    <w:p>
+      <w:r>
+        <w:rPr>
+          <w:sz w:val="24"/>
+        </w:rPr>
+        <w:t>看到全貌才知道自己在哪了</w:t>
+      </w:r>
+    </w:p>
+    <w:p>
+      <w:r>
+        <w:rPr>
+          <w:sz w:val="24"/>
+        </w:rPr>
+        <w:t>#会计 #中级会计 #中级会计备考 #注会cpa #财会 #备考日记 #备考焦虑 #诗雨会计</w:t>
+      </w:r>
+    </w:p>
+    <w:p>
+      <w:r>
+        <w:br w:type="page"/>
       </w:r>
     </w:p>
     <w:p>
       <w:r>
         <w:rPr>
           <w:b/>
+          <w:sz w:val="28"/>
         </w:rPr>
-        <w:t>标题：</w:t>
-      </w:r>
-      <w:r>
-        <w:t>备考学到一半突然不知道自己在干什么</w:t>
-      </w:r>
-    </w:p>
-    <w:p/>
-    <w:p>
-      <w:r>
-        <w:t>正文：</w:t>
-      </w:r>
-    </w:p>
-    <w:p>
-      <w:r>
-        <w:t>有时候学着学着会发呆😶</w:t>
-        <w:br/>
-        <w:t>脑子突然空了</w:t>
-        <w:br/>
-        <w:t>不知道自己在干嘛</w:t>
-        <w:br/>
-        <w:br/>
-        <w:t>后来拿诗雨漫画笔记翻了整体框架</w:t>
-        <w:br/>
-        <w:t>看到全貌才知道自己在哪了</w:t>
-      </w:r>
-    </w:p>
-    <w:p/>
-    <w:p>
-      <w:r>
-        <w:t>话题：</w:t>
-      </w:r>
-      <w:r>
-        <w:t>#会计 #中级会计 #中级会计备考 #注会cpa #财会 #备考日记 #备考焦虑 #诗雨会计</w:t>
-      </w:r>
-    </w:p>
-    <w:p>
-      <w:r>
-        <w:t>账号：14芳芳财会|爹爹</w:t>
-      </w:r>
-    </w:p>
-    <w:p>
-      <w:r>
-        <w:t>——————————————————————————————</w:t>
-      </w:r>
-    </w:p>
-    <w:p>
-      <w:pPr>
-        <w:pStyle w:val="Heading1"/>
-      </w:pPr>
-      <w:r>
-        <w:t>49. 账号：14芳芳财会|张菊香</w:t>
+        <w:t>第49篇</w:t>
       </w:r>
     </w:p>
     <w:p>
       <w:r>
         <w:rPr>
-          <w:b/>
+          <w:sz w:val="24"/>
         </w:rPr>
-        <w:t>标题：</w:t>
-      </w:r>
-      <w:r>
-        <w:t>考完走出考场觉得不错成绩出来差很多</w:t>
-      </w:r>
-    </w:p>
-    <w:p/>
-    <w:p>
-      <w:r>
-        <w:t>正文：</w:t>
+        <w:t>考完出来感觉还行😏</w:t>
       </w:r>
     </w:p>
     <w:p>
       <w:r>
-        <w:t>考完出来感觉还行😏</w:t>
-        <w:br/>
+        <w:rPr>
+          <w:sz w:val="24"/>
+        </w:rPr>
         <w:t>跟同学对了几道题</w:t>
-        <w:br/>
-        <w:t>自我感觉稳了</w:t>
-        <w:br/>
-        <w:br/>
-        <w:t>成绩出来：差了一截😶</w:t>
-        <w:br/>
-        <w:br/>
-        <w:t>复盘发现题目是似懂非懂</w:t>
-        <w:br/>
-        <w:t>用诗雨漫画笔记重新理了框架</w:t>
-        <w:br/>
-        <w:t>明年不能再靠感觉了</w:t>
-      </w:r>
-    </w:p>
-    <w:p/>
-    <w:p>
-      <w:r>
-        <w:t>话题：</w:t>
-      </w:r>
-      <w:r>
-        <w:t>#会计 #中级会计 #中级会计备考 #注会cpa #财会 #备考方法 #备考焦虑 #诗雨会计</w:t>
       </w:r>
     </w:p>
     <w:p>
       <w:r>
-        <w:t>账号：14芳芳财会|张菊香</w:t>
+        <w:rPr>
+          <w:sz w:val="24"/>
+        </w:rPr>
+        <w:t>自我感觉稳了</w:t>
       </w:r>
     </w:p>
     <w:p>
       <w:r>
-        <w:t>——————————————————————————————</w:t>
+        <w:rPr>
+          <w:sz w:val="24"/>
+        </w:rPr>
+      </w:r>
+    </w:p>
+    <w:p>
+      <w:r>
+        <w:rPr>
+          <w:sz w:val="24"/>
+        </w:rPr>
+        <w:t>成绩出来：差了一截😶</w:t>
+      </w:r>
+    </w:p>
+    <w:p>
+      <w:r>
+        <w:rPr>
+          <w:sz w:val="24"/>
+        </w:rPr>
+      </w:r>
+    </w:p>
+    <w:p>
+      <w:r>
+        <w:rPr>
+          <w:sz w:val="24"/>
+        </w:rPr>
+        <w:t>复盘发现题目是似懂非懂</w:t>
+      </w:r>
+    </w:p>
+    <w:p>
+      <w:r>
+        <w:rPr>
+          <w:sz w:val="24"/>
+        </w:rPr>
+        <w:t>用诗雨漫画笔记重新理了框架</w:t>
+      </w:r>
+    </w:p>
+    <w:p>
+      <w:r>
+        <w:rPr>
+          <w:sz w:val="24"/>
+        </w:rPr>
+        <w:t>明年不能再靠感觉了</w:t>
+      </w:r>
+    </w:p>
+    <w:p>
+      <w:r>
+        <w:rPr>
+          <w:sz w:val="24"/>
+        </w:rPr>
+        <w:t>#会计 #中级会计 #中级会计备考 #注会cpa #财会 #备考方法 #备考焦虑 #诗雨会计</w:t>
       </w:r>
     </w:p>
     <w:sectPr>

--- a/01-6个主号内容创作/引流小号_发布文案/引流小号_第43-49篇.docx
+++ b/01-6个主号内容创作/引流小号_发布文案/引流小号_第43-49篇.docx
@@ -71,7 +71,7 @@
         <w:rPr>
           <w:sz w:val="24"/>
         </w:rPr>
-        <w:t>#会计 #中级会计 #中级会计备考 #注会cpa #财会 #备考方法 #备考日记 #诗雨会计</w:t>
+        <w:t>#会计 #中级会计 #中级会计备考 #注会cpa #备考方法 #诗雨会计</w:t>
       </w:r>
     </w:p>
     <w:p>
@@ -155,7 +155,7 @@
         <w:rPr>
           <w:sz w:val="24"/>
         </w:rPr>
-        <w:t>#会计 #中级会计 #中级会计备考 #注会cpa #财会 #刷题 #备考方法 #诗雨会计</w:t>
+        <w:t>#会计 #中级会计 #中级会计备考 #注会cpa #刷题 #备考方法 #诗雨会计</w:t>
       </w:r>
     </w:p>
     <w:p>
@@ -232,7 +232,7 @@
         <w:rPr>
           <w:sz w:val="24"/>
         </w:rPr>
-        <w:t>#会计 #中级会计 #中级会计备考 #注会cpa #财会 #备考焦虑 #备考日记 #诗雨会计</w:t>
+        <w:t>#会计 #中级会计 #中级会计备考 #注会cpa #备考焦虑 #诗雨会计</w:t>
       </w:r>
     </w:p>
     <w:p>
@@ -316,7 +316,7 @@
         <w:rPr>
           <w:sz w:val="24"/>
         </w:rPr>
-        <w:t>#会计 #中级会计 #中级会计备考 #注会cpa #财会 #备考方法 #备考焦虑 #诗雨会计</w:t>
+        <w:t>#会计 #中级会计 #中级会计备考 #注会cpa #备考方法 #备考焦虑 #诗雨会计</w:t>
       </w:r>
     </w:p>
     <w:p>
@@ -408,7 +408,7 @@
         <w:rPr>
           <w:sz w:val="24"/>
         </w:rPr>
-        <w:t>#会计 #中级会计 #中级会计备考 #注会cpa #财会 #刷题 #备考方法 #诗雨会计</w:t>
+        <w:t>#会计 #中级会计 #中级会计备考 #注会cpa #刷题 #备考方法 #诗雨会计</w:t>
       </w:r>
     </w:p>
     <w:p>
@@ -477,7 +477,7 @@
         <w:rPr>
           <w:sz w:val="24"/>
         </w:rPr>
-        <w:t>#会计 #中级会计 #中级会计备考 #注会cpa #财会 #备考日记 #备考焦虑 #诗雨会计</w:t>
+        <w:t>#会计 #中级会计 #中级会计备考 #注会cpa #备考焦虑 #诗雨会计</w:t>
       </w:r>
     </w:p>
     <w:p>
@@ -569,7 +569,7 @@
         <w:rPr>
           <w:sz w:val="24"/>
         </w:rPr>
-        <w:t>#会计 #中级会计 #中级会计备考 #注会cpa #财会 #备考方法 #备考焦虑 #诗雨会计</w:t>
+        <w:t>#会计 #中级会计 #中级会计备考 #注会cpa #备考方法 #备考焦虑 #诗雨会计</w:t>
       </w:r>
     </w:p>
     <w:sectPr>
